--- a/Лабораторная работа №8 Вахменина Татьяна.docx
+++ b/Лабораторная работа №8 Вахменина Татьяна.docx
@@ -12,15 +12,443 @@
           <w:szCs w:val="28"/>
         </w:rPr>
       </w:pPr>
+      <w:r>
+        <w:rPr>
+          <w:rFonts w:ascii="Times New Roman" w:eastAsia="Times New Roman" w:hAnsi="Times New Roman" w:cs="Times New Roman"/>
+          <w:sz w:val="28"/>
+          <w:szCs w:val="28"/>
+        </w:rPr>
+        <w:t>ФЕДЕРАЛЬНОЕ ГОСУДАРСТВЕННОЕ АВТОНОМНОЕ ОБРАЗОВАТЕЛЬНОЕ УЧРЕЖДЕНИЕ ВЫСШЕГО ОБРАЗОВАНИЯ</w:t>
+      </w:r>
+    </w:p>
+    <w:p>
+      <w:pPr>
+        <w:spacing w:line="353" w:lineRule="auto"/>
+        <w:jc w:val="center"/>
+        <w:rPr>
+          <w:rFonts w:ascii="Times New Roman" w:eastAsia="Times New Roman" w:hAnsi="Times New Roman" w:cs="Times New Roman"/>
+          <w:sz w:val="28"/>
+          <w:szCs w:val="28"/>
+        </w:rPr>
+      </w:pPr>
+      <w:r>
+        <w:rPr>
+          <w:rFonts w:ascii="Times New Roman" w:eastAsia="Times New Roman" w:hAnsi="Times New Roman" w:cs="Times New Roman"/>
+          <w:sz w:val="28"/>
+          <w:szCs w:val="28"/>
+        </w:rPr>
+        <w:t>«НАЦИОНАЛЬНЫЙ ИССЛЕДОВАТЕЛЬСКИЙ УНИВЕРСИТЕТ ИТМО»</w:t>
+      </w:r>
+    </w:p>
+    <w:p>
+      <w:pPr>
+        <w:spacing w:line="353" w:lineRule="auto"/>
+        <w:rPr>
+          <w:rFonts w:ascii="Times New Roman" w:eastAsia="Times New Roman" w:hAnsi="Times New Roman" w:cs="Times New Roman"/>
+          <w:sz w:val="28"/>
+          <w:szCs w:val="28"/>
+        </w:rPr>
+      </w:pPr>
+      <w:r>
+        <w:rPr>
+          <w:rFonts w:ascii="Times New Roman" w:eastAsia="Times New Roman" w:hAnsi="Times New Roman" w:cs="Times New Roman"/>
+          <w:sz w:val="28"/>
+          <w:szCs w:val="28"/>
+        </w:rPr>
+        <w:t xml:space="preserve"> </w:t>
+      </w:r>
+    </w:p>
+    <w:p>
+      <w:pPr>
+        <w:spacing w:line="353" w:lineRule="auto"/>
+        <w:rPr>
+          <w:rFonts w:ascii="Times New Roman" w:eastAsia="Times New Roman" w:hAnsi="Times New Roman" w:cs="Times New Roman"/>
+          <w:sz w:val="28"/>
+          <w:szCs w:val="28"/>
+        </w:rPr>
+      </w:pPr>
+      <w:r>
+        <w:rPr>
+          <w:rFonts w:ascii="Times New Roman" w:eastAsia="Times New Roman" w:hAnsi="Times New Roman" w:cs="Times New Roman"/>
+          <w:sz w:val="28"/>
+          <w:szCs w:val="28"/>
+        </w:rPr>
+        <w:t xml:space="preserve"> </w:t>
+      </w:r>
+    </w:p>
+    <w:p>
+      <w:pPr>
+        <w:spacing w:line="353" w:lineRule="auto"/>
+        <w:rPr>
+          <w:rFonts w:ascii="Times New Roman" w:eastAsia="Times New Roman" w:hAnsi="Times New Roman" w:cs="Times New Roman"/>
+          <w:sz w:val="28"/>
+          <w:szCs w:val="28"/>
+        </w:rPr>
+      </w:pPr>
+      <w:r>
+        <w:rPr>
+          <w:rFonts w:ascii="Times New Roman" w:eastAsia="Times New Roman" w:hAnsi="Times New Roman" w:cs="Times New Roman"/>
+          <w:sz w:val="28"/>
+          <w:szCs w:val="28"/>
+        </w:rPr>
+        <w:t xml:space="preserve"> </w:t>
+      </w:r>
+    </w:p>
+    <w:p>
+      <w:pPr>
+        <w:spacing w:line="353" w:lineRule="auto"/>
+        <w:rPr>
+          <w:rFonts w:ascii="Times New Roman" w:eastAsia="Times New Roman" w:hAnsi="Times New Roman" w:cs="Times New Roman"/>
+          <w:sz w:val="28"/>
+          <w:szCs w:val="28"/>
+        </w:rPr>
+      </w:pPr>
+      <w:r>
+        <w:rPr>
+          <w:rFonts w:ascii="Times New Roman" w:eastAsia="Times New Roman" w:hAnsi="Times New Roman" w:cs="Times New Roman"/>
+          <w:sz w:val="28"/>
+          <w:szCs w:val="28"/>
+        </w:rPr>
+        <w:t xml:space="preserve"> </w:t>
+      </w:r>
+    </w:p>
+    <w:p>
+      <w:pPr>
+        <w:spacing w:line="353" w:lineRule="auto"/>
+        <w:rPr>
+          <w:rFonts w:ascii="Times New Roman" w:eastAsia="Times New Roman" w:hAnsi="Times New Roman" w:cs="Times New Roman"/>
+          <w:sz w:val="28"/>
+          <w:szCs w:val="28"/>
+        </w:rPr>
+      </w:pPr>
+      <w:r>
+        <w:rPr>
+          <w:rFonts w:ascii="Times New Roman" w:eastAsia="Times New Roman" w:hAnsi="Times New Roman" w:cs="Times New Roman"/>
+          <w:sz w:val="28"/>
+          <w:szCs w:val="28"/>
+        </w:rPr>
+        <w:t xml:space="preserve"> </w:t>
+      </w:r>
+    </w:p>
+    <w:p>
+      <w:pPr>
+        <w:spacing w:line="353" w:lineRule="auto"/>
+        <w:rPr>
+          <w:rFonts w:ascii="Times New Roman" w:eastAsia="Times New Roman" w:hAnsi="Times New Roman" w:cs="Times New Roman"/>
+          <w:sz w:val="28"/>
+          <w:szCs w:val="28"/>
+        </w:rPr>
+      </w:pPr>
+      <w:r>
+        <w:rPr>
+          <w:rFonts w:ascii="Times New Roman" w:eastAsia="Times New Roman" w:hAnsi="Times New Roman" w:cs="Times New Roman"/>
+          <w:sz w:val="28"/>
+          <w:szCs w:val="28"/>
+        </w:rPr>
+        <w:t xml:space="preserve">  </w:t>
+      </w:r>
+    </w:p>
+    <w:p>
+      <w:pPr>
+        <w:spacing w:line="353" w:lineRule="auto"/>
+        <w:jc w:val="center"/>
+        <w:rPr>
+          <w:rFonts w:ascii="Times New Roman" w:eastAsia="Times New Roman" w:hAnsi="Times New Roman" w:cs="Times New Roman"/>
+          <w:sz w:val="28"/>
+          <w:szCs w:val="28"/>
+        </w:rPr>
+      </w:pPr>
+      <w:r>
+        <w:rPr>
+          <w:rFonts w:ascii="Times New Roman" w:eastAsia="Times New Roman" w:hAnsi="Times New Roman" w:cs="Times New Roman"/>
+          <w:sz w:val="28"/>
+          <w:szCs w:val="28"/>
+        </w:rPr>
+        <w:t>Отчёт по лабораторной работе № 8</w:t>
+      </w:r>
+    </w:p>
+    <w:p>
+      <w:pPr>
+        <w:spacing w:before="240" w:after="240" w:line="353" w:lineRule="auto"/>
+        <w:jc w:val="center"/>
+        <w:rPr>
+          <w:rFonts w:ascii="Times New Roman" w:eastAsia="Times New Roman" w:hAnsi="Times New Roman" w:cs="Times New Roman"/>
+          <w:sz w:val="28"/>
+          <w:szCs w:val="28"/>
+        </w:rPr>
+      </w:pPr>
+      <w:r>
+        <w:rPr>
+          <w:rFonts w:ascii="Times New Roman" w:eastAsia="Times New Roman" w:hAnsi="Times New Roman" w:cs="Times New Roman"/>
+          <w:sz w:val="28"/>
+          <w:szCs w:val="28"/>
+        </w:rPr>
+        <w:t>««Реализация алгоритмов BFS, DFS, Dijkstra, A*»</w:t>
+      </w:r>
+    </w:p>
+    <w:p>
+      <w:pPr>
+        <w:spacing w:before="240" w:after="240" w:line="353" w:lineRule="auto"/>
+        <w:jc w:val="center"/>
+        <w:rPr>
+          <w:rFonts w:ascii="Times New Roman" w:eastAsia="Times New Roman" w:hAnsi="Times New Roman" w:cs="Times New Roman"/>
+          <w:sz w:val="28"/>
+          <w:szCs w:val="28"/>
+        </w:rPr>
+      </w:pPr>
+    </w:p>
+    <w:p>
+      <w:pPr>
+        <w:spacing w:line="353" w:lineRule="auto"/>
+        <w:jc w:val="center"/>
+        <w:rPr>
+          <w:rFonts w:ascii="Times New Roman" w:eastAsia="Times New Roman" w:hAnsi="Times New Roman" w:cs="Times New Roman"/>
+          <w:sz w:val="28"/>
+          <w:szCs w:val="28"/>
+        </w:rPr>
+      </w:pPr>
+    </w:p>
+    <w:p>
+      <w:pPr>
+        <w:spacing w:line="353" w:lineRule="auto"/>
+        <w:rPr>
+          <w:rFonts w:ascii="Times New Roman" w:eastAsia="Times New Roman" w:hAnsi="Times New Roman" w:cs="Times New Roman"/>
+          <w:sz w:val="28"/>
+          <w:szCs w:val="28"/>
+        </w:rPr>
+      </w:pPr>
+      <w:r>
+        <w:rPr>
+          <w:rFonts w:ascii="Times New Roman" w:eastAsia="Times New Roman" w:hAnsi="Times New Roman" w:cs="Times New Roman"/>
+          <w:sz w:val="28"/>
+          <w:szCs w:val="28"/>
+        </w:rPr>
+        <w:t xml:space="preserve"> </w:t>
+      </w:r>
+    </w:p>
+    <w:p>
+      <w:pPr>
+        <w:spacing w:line="353" w:lineRule="auto"/>
+        <w:rPr>
+          <w:rFonts w:ascii="Times New Roman" w:eastAsia="Times New Roman" w:hAnsi="Times New Roman" w:cs="Times New Roman"/>
+          <w:sz w:val="28"/>
+          <w:szCs w:val="28"/>
+        </w:rPr>
+      </w:pPr>
+      <w:r>
+        <w:rPr>
+          <w:rFonts w:ascii="Times New Roman" w:eastAsia="Times New Roman" w:hAnsi="Times New Roman" w:cs="Times New Roman"/>
+          <w:sz w:val="28"/>
+          <w:szCs w:val="28"/>
+        </w:rPr>
+        <w:t xml:space="preserve"> </w:t>
+      </w:r>
+    </w:p>
+    <w:p>
+      <w:pPr>
+        <w:spacing w:line="353" w:lineRule="auto"/>
+        <w:rPr>
+          <w:rFonts w:ascii="Times New Roman" w:eastAsia="Times New Roman" w:hAnsi="Times New Roman" w:cs="Times New Roman"/>
+          <w:sz w:val="28"/>
+          <w:szCs w:val="28"/>
+        </w:rPr>
+      </w:pPr>
+      <w:r>
+        <w:rPr>
+          <w:rFonts w:ascii="Times New Roman" w:eastAsia="Times New Roman" w:hAnsi="Times New Roman" w:cs="Times New Roman"/>
+          <w:sz w:val="28"/>
+          <w:szCs w:val="28"/>
+        </w:rPr>
+        <w:t xml:space="preserve"> </w:t>
+      </w:r>
+    </w:p>
+    <w:p>
+      <w:pPr>
+        <w:spacing w:line="353" w:lineRule="auto"/>
+        <w:rPr>
+          <w:rFonts w:ascii="Times New Roman" w:eastAsia="Times New Roman" w:hAnsi="Times New Roman" w:cs="Times New Roman"/>
+          <w:sz w:val="28"/>
+          <w:szCs w:val="28"/>
+        </w:rPr>
+      </w:pPr>
+      <w:r>
+        <w:rPr>
+          <w:rFonts w:ascii="Times New Roman" w:eastAsia="Times New Roman" w:hAnsi="Times New Roman" w:cs="Times New Roman"/>
+          <w:sz w:val="28"/>
+          <w:szCs w:val="28"/>
+        </w:rPr>
+        <w:t xml:space="preserve"> </w:t>
+      </w:r>
+    </w:p>
+    <w:p>
+      <w:pPr>
+        <w:spacing w:line="353" w:lineRule="auto"/>
+        <w:rPr>
+          <w:rFonts w:ascii="Times New Roman" w:eastAsia="Times New Roman" w:hAnsi="Times New Roman" w:cs="Times New Roman"/>
+          <w:sz w:val="28"/>
+          <w:szCs w:val="28"/>
+        </w:rPr>
+      </w:pPr>
+      <w:r>
+        <w:rPr>
+          <w:rFonts w:ascii="Times New Roman" w:eastAsia="Times New Roman" w:hAnsi="Times New Roman" w:cs="Times New Roman"/>
+          <w:sz w:val="28"/>
+          <w:szCs w:val="28"/>
+        </w:rPr>
+        <w:t xml:space="preserve"> </w:t>
+      </w:r>
+    </w:p>
+    <w:p>
+      <w:pPr>
+        <w:spacing w:line="353" w:lineRule="auto"/>
+        <w:jc w:val="right"/>
+        <w:rPr>
+          <w:rFonts w:ascii="Times New Roman" w:eastAsia="Times New Roman" w:hAnsi="Times New Roman" w:cs="Times New Roman"/>
+          <w:sz w:val="28"/>
+          <w:szCs w:val="28"/>
+        </w:rPr>
+      </w:pPr>
+      <w:r>
+        <w:rPr>
+          <w:rFonts w:ascii="Times New Roman" w:eastAsia="Times New Roman" w:hAnsi="Times New Roman" w:cs="Times New Roman"/>
+          <w:sz w:val="28"/>
+          <w:szCs w:val="28"/>
+        </w:rPr>
+        <w:t>Выполнила работу</w:t>
+      </w:r>
+    </w:p>
+    <w:p>
+      <w:pPr>
+        <w:spacing w:line="353" w:lineRule="auto"/>
+        <w:jc w:val="right"/>
+        <w:rPr>
+          <w:rFonts w:ascii="Times New Roman" w:eastAsia="Times New Roman" w:hAnsi="Times New Roman" w:cs="Times New Roman"/>
+          <w:sz w:val="28"/>
+          <w:szCs w:val="28"/>
+          <w:lang w:val="ru-RU"/>
+        </w:rPr>
+      </w:pPr>
+      <w:r>
+        <w:rPr>
+          <w:rFonts w:ascii="Times New Roman" w:eastAsia="Times New Roman" w:hAnsi="Times New Roman" w:cs="Times New Roman"/>
+          <w:sz w:val="28"/>
+          <w:szCs w:val="28"/>
+          <w:lang w:val="ru-RU"/>
+        </w:rPr>
+        <w:t>Вахменина Татьяна</w:t>
+      </w:r>
       <w:bookmarkStart w:id="0" w:name="_GoBack"/>
       <w:bookmarkEnd w:id="0"/>
-      <w:r>
-        <w:rPr>
-          <w:rFonts w:ascii="Times New Roman" w:eastAsia="Times New Roman" w:hAnsi="Times New Roman" w:cs="Times New Roman"/>
-          <w:sz w:val="28"/>
-          <w:szCs w:val="28"/>
-        </w:rPr>
-        <w:t>ФЕДЕРАЛЬНОЕ ГОСУДАРСТВЕННОЕ АВТОНОМНОЕ ОБРАЗОВАТЕЛЬНОЕ УЧРЕЖДЕНИЕ ВЫСШЕГО ОБРАЗОВАНИЯ</w:t>
+    </w:p>
+    <w:p>
+      <w:pPr>
+        <w:spacing w:line="353" w:lineRule="auto"/>
+        <w:jc w:val="right"/>
+        <w:rPr>
+          <w:rFonts w:ascii="Times New Roman" w:eastAsia="Times New Roman" w:hAnsi="Times New Roman" w:cs="Times New Roman"/>
+          <w:sz w:val="28"/>
+          <w:szCs w:val="28"/>
+        </w:rPr>
+      </w:pPr>
+      <w:r>
+        <w:rPr>
+          <w:rFonts w:ascii="Times New Roman" w:eastAsia="Times New Roman" w:hAnsi="Times New Roman" w:cs="Times New Roman"/>
+          <w:sz w:val="28"/>
+          <w:szCs w:val="28"/>
+        </w:rPr>
+        <w:t>Академическая группа J3114</w:t>
+      </w:r>
+    </w:p>
+    <w:p>
+      <w:pPr>
+        <w:spacing w:line="353" w:lineRule="auto"/>
+        <w:jc w:val="right"/>
+        <w:rPr>
+          <w:rFonts w:ascii="Times New Roman" w:eastAsia="Times New Roman" w:hAnsi="Times New Roman" w:cs="Times New Roman"/>
+          <w:sz w:val="28"/>
+          <w:szCs w:val="28"/>
+        </w:rPr>
+      </w:pPr>
+      <w:r>
+        <w:rPr>
+          <w:rFonts w:ascii="Times New Roman" w:eastAsia="Times New Roman" w:hAnsi="Times New Roman" w:cs="Times New Roman"/>
+          <w:sz w:val="28"/>
+          <w:szCs w:val="28"/>
+        </w:rPr>
+        <w:t>Принято</w:t>
+      </w:r>
+    </w:p>
+    <w:p>
+      <w:pPr>
+        <w:spacing w:line="353" w:lineRule="auto"/>
+        <w:jc w:val="right"/>
+        <w:rPr>
+          <w:rFonts w:ascii="Times New Roman" w:eastAsia="Times New Roman" w:hAnsi="Times New Roman" w:cs="Times New Roman"/>
+          <w:sz w:val="28"/>
+          <w:szCs w:val="28"/>
+        </w:rPr>
+      </w:pPr>
+      <w:r>
+        <w:rPr>
+          <w:rFonts w:ascii="Times New Roman" w:eastAsia="Times New Roman" w:hAnsi="Times New Roman" w:cs="Times New Roman"/>
+          <w:sz w:val="28"/>
+          <w:szCs w:val="28"/>
+        </w:rPr>
+        <w:t>Максим Дунаев</w:t>
+      </w:r>
+    </w:p>
+    <w:p>
+      <w:pPr>
+        <w:spacing w:line="353" w:lineRule="auto"/>
+        <w:rPr>
+          <w:rFonts w:ascii="Times New Roman" w:eastAsia="Times New Roman" w:hAnsi="Times New Roman" w:cs="Times New Roman"/>
+          <w:sz w:val="28"/>
+          <w:szCs w:val="28"/>
+        </w:rPr>
+      </w:pPr>
+      <w:r>
+        <w:rPr>
+          <w:rFonts w:ascii="Times New Roman" w:eastAsia="Times New Roman" w:hAnsi="Times New Roman" w:cs="Times New Roman"/>
+          <w:sz w:val="28"/>
+          <w:szCs w:val="28"/>
+        </w:rPr>
+        <w:t xml:space="preserve"> </w:t>
+      </w:r>
+    </w:p>
+    <w:p>
+      <w:pPr>
+        <w:spacing w:line="353" w:lineRule="auto"/>
+        <w:rPr>
+          <w:rFonts w:ascii="Times New Roman" w:eastAsia="Times New Roman" w:hAnsi="Times New Roman" w:cs="Times New Roman"/>
+          <w:sz w:val="28"/>
+          <w:szCs w:val="28"/>
+        </w:rPr>
+      </w:pPr>
+      <w:r>
+        <w:rPr>
+          <w:rFonts w:ascii="Times New Roman" w:eastAsia="Times New Roman" w:hAnsi="Times New Roman" w:cs="Times New Roman"/>
+          <w:sz w:val="28"/>
+          <w:szCs w:val="28"/>
+        </w:rPr>
+        <w:t xml:space="preserve"> </w:t>
+      </w:r>
+    </w:p>
+    <w:p>
+      <w:pPr>
+        <w:spacing w:line="353" w:lineRule="auto"/>
+        <w:rPr>
+          <w:rFonts w:ascii="Times New Roman" w:eastAsia="Times New Roman" w:hAnsi="Times New Roman" w:cs="Times New Roman"/>
+          <w:sz w:val="28"/>
+          <w:szCs w:val="28"/>
+        </w:rPr>
+      </w:pPr>
+      <w:r>
+        <w:rPr>
+          <w:rFonts w:ascii="Times New Roman" w:eastAsia="Times New Roman" w:hAnsi="Times New Roman" w:cs="Times New Roman"/>
+          <w:sz w:val="28"/>
+          <w:szCs w:val="28"/>
+        </w:rPr>
+        <w:t xml:space="preserve"> </w:t>
       </w:r>
     </w:p>
     <w:p>
@@ -39,115 +467,7 @@
           <w:sz w:val="28"/>
           <w:szCs w:val="28"/>
         </w:rPr>
-        <w:t>«НАЦИОНАЛЬНЫЙ ИССЛЕДОВАТЕЛЬСКИЙ УНИВЕРСИТЕТ ИТМО»</w:t>
-      </w:r>
-    </w:p>
-    <w:p>
-      <w:pPr>
-        <w:spacing w:line="353" w:lineRule="auto"/>
-        <w:rPr>
-          <w:rFonts w:ascii="Times New Roman" w:eastAsia="Times New Roman" w:hAnsi="Times New Roman" w:cs="Times New Roman"/>
-          <w:sz w:val="28"/>
-          <w:szCs w:val="28"/>
-        </w:rPr>
-      </w:pPr>
-      <w:r>
-        <w:rPr>
-          <w:rFonts w:ascii="Times New Roman" w:eastAsia="Times New Roman" w:hAnsi="Times New Roman" w:cs="Times New Roman"/>
-          <w:sz w:val="28"/>
-          <w:szCs w:val="28"/>
-        </w:rPr>
-        <w:t xml:space="preserve"> </w:t>
-      </w:r>
-    </w:p>
-    <w:p>
-      <w:pPr>
-        <w:spacing w:line="353" w:lineRule="auto"/>
-        <w:rPr>
-          <w:rFonts w:ascii="Times New Roman" w:eastAsia="Times New Roman" w:hAnsi="Times New Roman" w:cs="Times New Roman"/>
-          <w:sz w:val="28"/>
-          <w:szCs w:val="28"/>
-        </w:rPr>
-      </w:pPr>
-      <w:r>
-        <w:rPr>
-          <w:rFonts w:ascii="Times New Roman" w:eastAsia="Times New Roman" w:hAnsi="Times New Roman" w:cs="Times New Roman"/>
-          <w:sz w:val="28"/>
-          <w:szCs w:val="28"/>
-        </w:rPr>
-        <w:t xml:space="preserve"> </w:t>
-      </w:r>
-    </w:p>
-    <w:p>
-      <w:pPr>
-        <w:spacing w:line="353" w:lineRule="auto"/>
-        <w:rPr>
-          <w:rFonts w:ascii="Times New Roman" w:eastAsia="Times New Roman" w:hAnsi="Times New Roman" w:cs="Times New Roman"/>
-          <w:sz w:val="28"/>
-          <w:szCs w:val="28"/>
-        </w:rPr>
-      </w:pPr>
-      <w:r>
-        <w:rPr>
-          <w:rFonts w:ascii="Times New Roman" w:eastAsia="Times New Roman" w:hAnsi="Times New Roman" w:cs="Times New Roman"/>
-          <w:sz w:val="28"/>
-          <w:szCs w:val="28"/>
-        </w:rPr>
-        <w:t xml:space="preserve"> </w:t>
-      </w:r>
-    </w:p>
-    <w:p>
-      <w:pPr>
-        <w:spacing w:line="353" w:lineRule="auto"/>
-        <w:rPr>
-          <w:rFonts w:ascii="Times New Roman" w:eastAsia="Times New Roman" w:hAnsi="Times New Roman" w:cs="Times New Roman"/>
-          <w:sz w:val="28"/>
-          <w:szCs w:val="28"/>
-        </w:rPr>
-      </w:pPr>
-      <w:r>
-        <w:rPr>
-          <w:rFonts w:ascii="Times New Roman" w:eastAsia="Times New Roman" w:hAnsi="Times New Roman" w:cs="Times New Roman"/>
-          <w:sz w:val="28"/>
-          <w:szCs w:val="28"/>
-        </w:rPr>
-        <w:t xml:space="preserve"> </w:t>
-      </w:r>
-    </w:p>
-    <w:p>
-      <w:pPr>
-        <w:spacing w:line="353" w:lineRule="auto"/>
-        <w:rPr>
-          <w:rFonts w:ascii="Times New Roman" w:eastAsia="Times New Roman" w:hAnsi="Times New Roman" w:cs="Times New Roman"/>
-          <w:sz w:val="28"/>
-          <w:szCs w:val="28"/>
-        </w:rPr>
-      </w:pPr>
-      <w:r>
-        <w:rPr>
-          <w:rFonts w:ascii="Times New Roman" w:eastAsia="Times New Roman" w:hAnsi="Times New Roman" w:cs="Times New Roman"/>
-          <w:sz w:val="28"/>
-          <w:szCs w:val="28"/>
-        </w:rPr>
-        <w:t xml:space="preserve"> </w:t>
-      </w:r>
-    </w:p>
-    <w:p>
-      <w:pPr>
-        <w:spacing w:line="353" w:lineRule="auto"/>
-        <w:rPr>
-          <w:rFonts w:ascii="Times New Roman" w:eastAsia="Times New Roman" w:hAnsi="Times New Roman" w:cs="Times New Roman"/>
-          <w:sz w:val="28"/>
-          <w:szCs w:val="28"/>
-        </w:rPr>
-      </w:pPr>
-      <w:r>
-        <w:rPr>
-          <w:rFonts w:ascii="Times New Roman" w:eastAsia="Times New Roman" w:hAnsi="Times New Roman" w:cs="Times New Roman"/>
-          <w:sz w:val="28"/>
-          <w:szCs w:val="28"/>
-        </w:rPr>
-        <w:t xml:space="preserve">  </w:t>
+        <w:t>Санкт-Петербург</w:t>
       </w:r>
     </w:p>
     <w:p>
@@ -166,352 +486,6 @@
           <w:sz w:val="28"/>
           <w:szCs w:val="28"/>
         </w:rPr>
-        <w:t>Отчёт по лабораторной работе № 8</w:t>
-      </w:r>
-    </w:p>
-    <w:p>
-      <w:pPr>
-        <w:spacing w:before="240" w:after="240" w:line="353" w:lineRule="auto"/>
-        <w:jc w:val="center"/>
-        <w:rPr>
-          <w:rFonts w:ascii="Times New Roman" w:eastAsia="Times New Roman" w:hAnsi="Times New Roman" w:cs="Times New Roman"/>
-          <w:sz w:val="28"/>
-          <w:szCs w:val="28"/>
-        </w:rPr>
-      </w:pPr>
-      <w:r>
-        <w:rPr>
-          <w:rFonts w:ascii="Times New Roman" w:eastAsia="Times New Roman" w:hAnsi="Times New Roman" w:cs="Times New Roman"/>
-          <w:sz w:val="28"/>
-          <w:szCs w:val="28"/>
-        </w:rPr>
-        <w:t xml:space="preserve">««Реализация алгоритмов BFS, DFS, </w:t>
-      </w:r>
-      <w:proofErr w:type="spellStart"/>
-      <w:r>
-        <w:rPr>
-          <w:rFonts w:ascii="Times New Roman" w:eastAsia="Times New Roman" w:hAnsi="Times New Roman" w:cs="Times New Roman"/>
-          <w:sz w:val="28"/>
-          <w:szCs w:val="28"/>
-        </w:rPr>
-        <w:t>Dijkstra</w:t>
-      </w:r>
-      <w:proofErr w:type="spellEnd"/>
-      <w:r>
-        <w:rPr>
-          <w:rFonts w:ascii="Times New Roman" w:eastAsia="Times New Roman" w:hAnsi="Times New Roman" w:cs="Times New Roman"/>
-          <w:sz w:val="28"/>
-          <w:szCs w:val="28"/>
-        </w:rPr>
-        <w:t>, A*»</w:t>
-      </w:r>
-    </w:p>
-    <w:p>
-      <w:pPr>
-        <w:spacing w:before="240" w:after="240" w:line="353" w:lineRule="auto"/>
-        <w:jc w:val="center"/>
-        <w:rPr>
-          <w:rFonts w:ascii="Times New Roman" w:eastAsia="Times New Roman" w:hAnsi="Times New Roman" w:cs="Times New Roman"/>
-          <w:sz w:val="28"/>
-          <w:szCs w:val="28"/>
-        </w:rPr>
-      </w:pPr>
-    </w:p>
-    <w:p>
-      <w:pPr>
-        <w:spacing w:line="353" w:lineRule="auto"/>
-        <w:jc w:val="center"/>
-        <w:rPr>
-          <w:rFonts w:ascii="Times New Roman" w:eastAsia="Times New Roman" w:hAnsi="Times New Roman" w:cs="Times New Roman"/>
-          <w:sz w:val="28"/>
-          <w:szCs w:val="28"/>
-        </w:rPr>
-      </w:pPr>
-    </w:p>
-    <w:p>
-      <w:pPr>
-        <w:spacing w:line="353" w:lineRule="auto"/>
-        <w:rPr>
-          <w:rFonts w:ascii="Times New Roman" w:eastAsia="Times New Roman" w:hAnsi="Times New Roman" w:cs="Times New Roman"/>
-          <w:sz w:val="28"/>
-          <w:szCs w:val="28"/>
-        </w:rPr>
-      </w:pPr>
-      <w:r>
-        <w:rPr>
-          <w:rFonts w:ascii="Times New Roman" w:eastAsia="Times New Roman" w:hAnsi="Times New Roman" w:cs="Times New Roman"/>
-          <w:sz w:val="28"/>
-          <w:szCs w:val="28"/>
-        </w:rPr>
-        <w:t xml:space="preserve"> </w:t>
-      </w:r>
-    </w:p>
-    <w:p>
-      <w:pPr>
-        <w:spacing w:line="353" w:lineRule="auto"/>
-        <w:rPr>
-          <w:rFonts w:ascii="Times New Roman" w:eastAsia="Times New Roman" w:hAnsi="Times New Roman" w:cs="Times New Roman"/>
-          <w:sz w:val="28"/>
-          <w:szCs w:val="28"/>
-        </w:rPr>
-      </w:pPr>
-      <w:r>
-        <w:rPr>
-          <w:rFonts w:ascii="Times New Roman" w:eastAsia="Times New Roman" w:hAnsi="Times New Roman" w:cs="Times New Roman"/>
-          <w:sz w:val="28"/>
-          <w:szCs w:val="28"/>
-        </w:rPr>
-        <w:t xml:space="preserve"> </w:t>
-      </w:r>
-    </w:p>
-    <w:p>
-      <w:pPr>
-        <w:spacing w:line="353" w:lineRule="auto"/>
-        <w:rPr>
-          <w:rFonts w:ascii="Times New Roman" w:eastAsia="Times New Roman" w:hAnsi="Times New Roman" w:cs="Times New Roman"/>
-          <w:sz w:val="28"/>
-          <w:szCs w:val="28"/>
-        </w:rPr>
-      </w:pPr>
-      <w:r>
-        <w:rPr>
-          <w:rFonts w:ascii="Times New Roman" w:eastAsia="Times New Roman" w:hAnsi="Times New Roman" w:cs="Times New Roman"/>
-          <w:sz w:val="28"/>
-          <w:szCs w:val="28"/>
-        </w:rPr>
-        <w:t xml:space="preserve"> </w:t>
-      </w:r>
-    </w:p>
-    <w:p>
-      <w:pPr>
-        <w:spacing w:line="353" w:lineRule="auto"/>
-        <w:rPr>
-          <w:rFonts w:ascii="Times New Roman" w:eastAsia="Times New Roman" w:hAnsi="Times New Roman" w:cs="Times New Roman"/>
-          <w:sz w:val="28"/>
-          <w:szCs w:val="28"/>
-        </w:rPr>
-      </w:pPr>
-      <w:r>
-        <w:rPr>
-          <w:rFonts w:ascii="Times New Roman" w:eastAsia="Times New Roman" w:hAnsi="Times New Roman" w:cs="Times New Roman"/>
-          <w:sz w:val="28"/>
-          <w:szCs w:val="28"/>
-        </w:rPr>
-        <w:t xml:space="preserve"> </w:t>
-      </w:r>
-    </w:p>
-    <w:p>
-      <w:pPr>
-        <w:spacing w:line="353" w:lineRule="auto"/>
-        <w:rPr>
-          <w:rFonts w:ascii="Times New Roman" w:eastAsia="Times New Roman" w:hAnsi="Times New Roman" w:cs="Times New Roman"/>
-          <w:sz w:val="28"/>
-          <w:szCs w:val="28"/>
-        </w:rPr>
-      </w:pPr>
-      <w:r>
-        <w:rPr>
-          <w:rFonts w:ascii="Times New Roman" w:eastAsia="Times New Roman" w:hAnsi="Times New Roman" w:cs="Times New Roman"/>
-          <w:sz w:val="28"/>
-          <w:szCs w:val="28"/>
-        </w:rPr>
-        <w:t xml:space="preserve"> </w:t>
-      </w:r>
-    </w:p>
-    <w:p>
-      <w:pPr>
-        <w:spacing w:line="353" w:lineRule="auto"/>
-        <w:jc w:val="right"/>
-        <w:rPr>
-          <w:rFonts w:ascii="Times New Roman" w:eastAsia="Times New Roman" w:hAnsi="Times New Roman" w:cs="Times New Roman"/>
-          <w:sz w:val="28"/>
-          <w:szCs w:val="28"/>
-        </w:rPr>
-      </w:pPr>
-      <w:r>
-        <w:rPr>
-          <w:rFonts w:ascii="Times New Roman" w:eastAsia="Times New Roman" w:hAnsi="Times New Roman" w:cs="Times New Roman"/>
-          <w:sz w:val="28"/>
-          <w:szCs w:val="28"/>
-        </w:rPr>
-        <w:t>Выполнила работу</w:t>
-      </w:r>
-    </w:p>
-    <w:p>
-      <w:pPr>
-        <w:spacing w:line="353" w:lineRule="auto"/>
-        <w:jc w:val="right"/>
-        <w:rPr>
-          <w:rFonts w:ascii="Times New Roman" w:eastAsia="Times New Roman" w:hAnsi="Times New Roman" w:cs="Times New Roman"/>
-          <w:sz w:val="28"/>
-          <w:szCs w:val="28"/>
-        </w:rPr>
-      </w:pPr>
-      <w:proofErr w:type="spellStart"/>
-      <w:r>
-        <w:rPr>
-          <w:rFonts w:ascii="Times New Roman" w:eastAsia="Times New Roman" w:hAnsi="Times New Roman" w:cs="Times New Roman"/>
-          <w:sz w:val="28"/>
-          <w:szCs w:val="28"/>
-        </w:rPr>
-        <w:t>Сидельникова</w:t>
-      </w:r>
-      <w:proofErr w:type="spellEnd"/>
-      <w:r>
-        <w:rPr>
-          <w:rFonts w:ascii="Times New Roman" w:eastAsia="Times New Roman" w:hAnsi="Times New Roman" w:cs="Times New Roman"/>
-          <w:sz w:val="28"/>
-          <w:szCs w:val="28"/>
-        </w:rPr>
-        <w:t xml:space="preserve"> Дарья</w:t>
-      </w:r>
-    </w:p>
-    <w:p>
-      <w:pPr>
-        <w:spacing w:line="353" w:lineRule="auto"/>
-        <w:jc w:val="right"/>
-        <w:rPr>
-          <w:rFonts w:ascii="Times New Roman" w:eastAsia="Times New Roman" w:hAnsi="Times New Roman" w:cs="Times New Roman"/>
-          <w:sz w:val="28"/>
-          <w:szCs w:val="28"/>
-        </w:rPr>
-      </w:pPr>
-      <w:r>
-        <w:rPr>
-          <w:rFonts w:ascii="Times New Roman" w:eastAsia="Times New Roman" w:hAnsi="Times New Roman" w:cs="Times New Roman"/>
-          <w:sz w:val="28"/>
-          <w:szCs w:val="28"/>
-        </w:rPr>
-        <w:t>Академическая группа J3114</w:t>
-      </w:r>
-    </w:p>
-    <w:p>
-      <w:pPr>
-        <w:spacing w:line="353" w:lineRule="auto"/>
-        <w:jc w:val="right"/>
-        <w:rPr>
-          <w:rFonts w:ascii="Times New Roman" w:eastAsia="Times New Roman" w:hAnsi="Times New Roman" w:cs="Times New Roman"/>
-          <w:sz w:val="28"/>
-          <w:szCs w:val="28"/>
-        </w:rPr>
-      </w:pPr>
-      <w:r>
-        <w:rPr>
-          <w:rFonts w:ascii="Times New Roman" w:eastAsia="Times New Roman" w:hAnsi="Times New Roman" w:cs="Times New Roman"/>
-          <w:sz w:val="28"/>
-          <w:szCs w:val="28"/>
-        </w:rPr>
-        <w:t>Принято</w:t>
-      </w:r>
-    </w:p>
-    <w:p>
-      <w:pPr>
-        <w:spacing w:line="353" w:lineRule="auto"/>
-        <w:jc w:val="right"/>
-        <w:rPr>
-          <w:rFonts w:ascii="Times New Roman" w:eastAsia="Times New Roman" w:hAnsi="Times New Roman" w:cs="Times New Roman"/>
-          <w:sz w:val="28"/>
-          <w:szCs w:val="28"/>
-        </w:rPr>
-      </w:pPr>
-      <w:r>
-        <w:rPr>
-          <w:rFonts w:ascii="Times New Roman" w:eastAsia="Times New Roman" w:hAnsi="Times New Roman" w:cs="Times New Roman"/>
-          <w:sz w:val="28"/>
-          <w:szCs w:val="28"/>
-        </w:rPr>
-        <w:t>Максим Дунаев</w:t>
-      </w:r>
-    </w:p>
-    <w:p>
-      <w:pPr>
-        <w:spacing w:line="353" w:lineRule="auto"/>
-        <w:rPr>
-          <w:rFonts w:ascii="Times New Roman" w:eastAsia="Times New Roman" w:hAnsi="Times New Roman" w:cs="Times New Roman"/>
-          <w:sz w:val="28"/>
-          <w:szCs w:val="28"/>
-        </w:rPr>
-      </w:pPr>
-      <w:r>
-        <w:rPr>
-          <w:rFonts w:ascii="Times New Roman" w:eastAsia="Times New Roman" w:hAnsi="Times New Roman" w:cs="Times New Roman"/>
-          <w:sz w:val="28"/>
-          <w:szCs w:val="28"/>
-        </w:rPr>
-        <w:t xml:space="preserve"> </w:t>
-      </w:r>
-    </w:p>
-    <w:p>
-      <w:pPr>
-        <w:spacing w:line="353" w:lineRule="auto"/>
-        <w:rPr>
-          <w:rFonts w:ascii="Times New Roman" w:eastAsia="Times New Roman" w:hAnsi="Times New Roman" w:cs="Times New Roman"/>
-          <w:sz w:val="28"/>
-          <w:szCs w:val="28"/>
-        </w:rPr>
-      </w:pPr>
-      <w:r>
-        <w:rPr>
-          <w:rFonts w:ascii="Times New Roman" w:eastAsia="Times New Roman" w:hAnsi="Times New Roman" w:cs="Times New Roman"/>
-          <w:sz w:val="28"/>
-          <w:szCs w:val="28"/>
-        </w:rPr>
-        <w:t xml:space="preserve"> </w:t>
-      </w:r>
-    </w:p>
-    <w:p>
-      <w:pPr>
-        <w:spacing w:line="353" w:lineRule="auto"/>
-        <w:rPr>
-          <w:rFonts w:ascii="Times New Roman" w:eastAsia="Times New Roman" w:hAnsi="Times New Roman" w:cs="Times New Roman"/>
-          <w:sz w:val="28"/>
-          <w:szCs w:val="28"/>
-        </w:rPr>
-      </w:pPr>
-      <w:r>
-        <w:rPr>
-          <w:rFonts w:ascii="Times New Roman" w:eastAsia="Times New Roman" w:hAnsi="Times New Roman" w:cs="Times New Roman"/>
-          <w:sz w:val="28"/>
-          <w:szCs w:val="28"/>
-        </w:rPr>
-        <w:t xml:space="preserve"> </w:t>
-      </w:r>
-    </w:p>
-    <w:p>
-      <w:pPr>
-        <w:spacing w:line="353" w:lineRule="auto"/>
-        <w:jc w:val="center"/>
-        <w:rPr>
-          <w:rFonts w:ascii="Times New Roman" w:eastAsia="Times New Roman" w:hAnsi="Times New Roman" w:cs="Times New Roman"/>
-          <w:sz w:val="28"/>
-          <w:szCs w:val="28"/>
-        </w:rPr>
-      </w:pPr>
-      <w:r>
-        <w:rPr>
-          <w:rFonts w:ascii="Times New Roman" w:eastAsia="Times New Roman" w:hAnsi="Times New Roman" w:cs="Times New Roman"/>
-          <w:sz w:val="28"/>
-          <w:szCs w:val="28"/>
-        </w:rPr>
-        <w:t>Санкт-Петербург</w:t>
-      </w:r>
-    </w:p>
-    <w:p>
-      <w:pPr>
-        <w:spacing w:line="353" w:lineRule="auto"/>
-        <w:jc w:val="center"/>
-        <w:rPr>
-          <w:rFonts w:ascii="Times New Roman" w:eastAsia="Times New Roman" w:hAnsi="Times New Roman" w:cs="Times New Roman"/>
-          <w:sz w:val="28"/>
-          <w:szCs w:val="28"/>
-        </w:rPr>
-      </w:pPr>
-      <w:r>
-        <w:rPr>
-          <w:rFonts w:ascii="Times New Roman" w:eastAsia="Times New Roman" w:hAnsi="Times New Roman" w:cs="Times New Roman"/>
-          <w:sz w:val="28"/>
-          <w:szCs w:val="28"/>
-        </w:rPr>
         <w:t>2024</w:t>
       </w:r>
     </w:p>
@@ -549,25 +523,7 @@
           <w:sz w:val="28"/>
           <w:szCs w:val="28"/>
         </w:rPr>
-        <w:t xml:space="preserve">Цель работы: Реализовать алгоритмы поиска путей в графе (DFS, BFS, </w:t>
-      </w:r>
-      <w:proofErr w:type="spellStart"/>
-      <w:r>
-        <w:rPr>
-          <w:rFonts w:ascii="Times New Roman" w:eastAsia="Times New Roman" w:hAnsi="Times New Roman" w:cs="Times New Roman"/>
-          <w:sz w:val="28"/>
-          <w:szCs w:val="28"/>
-        </w:rPr>
-        <w:t>Дейкстра</w:t>
-      </w:r>
-      <w:proofErr w:type="spellEnd"/>
-      <w:r>
-        <w:rPr>
-          <w:rFonts w:ascii="Times New Roman" w:eastAsia="Times New Roman" w:hAnsi="Times New Roman" w:cs="Times New Roman"/>
-          <w:sz w:val="28"/>
-          <w:szCs w:val="28"/>
-        </w:rPr>
-        <w:t xml:space="preserve">, A*) и сравнить их эффективность. </w:t>
+        <w:t xml:space="preserve">Цель работы: Реализовать алгоритмы поиска путей в графе (DFS, BFS, Дейкстра, A*) и сравнить их эффективность. </w:t>
       </w:r>
     </w:p>
     <w:p>
@@ -670,25 +626,7 @@
           <w:sz w:val="28"/>
           <w:szCs w:val="28"/>
         </w:rPr>
-        <w:t xml:space="preserve">Постановка задачи: Необходимо реализовать четыре алгоритма поиска путей в взвешенном графе, представленном координатами узлов и рёбрами с весами: DFS, BFS, </w:t>
-      </w:r>
-      <w:proofErr w:type="spellStart"/>
-      <w:r>
-        <w:rPr>
-          <w:rFonts w:ascii="Times New Roman" w:eastAsia="Times New Roman" w:hAnsi="Times New Roman" w:cs="Times New Roman"/>
-          <w:sz w:val="28"/>
-          <w:szCs w:val="28"/>
-        </w:rPr>
-        <w:t>Дейкстра</w:t>
-      </w:r>
-      <w:proofErr w:type="spellEnd"/>
-      <w:r>
-        <w:rPr>
-          <w:rFonts w:ascii="Times New Roman" w:eastAsia="Times New Roman" w:hAnsi="Times New Roman" w:cs="Times New Roman"/>
-          <w:sz w:val="28"/>
-          <w:szCs w:val="28"/>
-        </w:rPr>
-        <w:t xml:space="preserve"> и A*.</w:t>
+        <w:t>Постановка задачи: Необходимо реализовать четыре алгоритма поиска путей в взвешенном графе, представленном координатами узлов и рёбрами с весами: DFS, BFS, Дейкстра и A*.</w:t>
       </w:r>
     </w:p>
     <w:p>
@@ -770,25 +708,7 @@
           <w:sz w:val="28"/>
           <w:szCs w:val="28"/>
         </w:rPr>
-        <w:t xml:space="preserve">Сложность: </w:t>
-      </w:r>
-      <w:proofErr w:type="gramStart"/>
-      <w:r>
-        <w:rPr>
-          <w:rFonts w:ascii="Times New Roman" w:eastAsia="Times New Roman" w:hAnsi="Times New Roman" w:cs="Times New Roman"/>
-          <w:sz w:val="28"/>
-          <w:szCs w:val="28"/>
-        </w:rPr>
-        <w:t>O(</w:t>
-      </w:r>
-      <w:proofErr w:type="gramEnd"/>
-      <w:r>
-        <w:rPr>
-          <w:rFonts w:ascii="Times New Roman" w:eastAsia="Times New Roman" w:hAnsi="Times New Roman" w:cs="Times New Roman"/>
-          <w:sz w:val="28"/>
-          <w:szCs w:val="28"/>
-        </w:rPr>
-        <w:t>V + E), где V — количество узлов, E — количество рёбер.</w:t>
+        <w:t>Сложность: O(V + E), где V — количество узлов, E — количество рёбер.</w:t>
       </w:r>
     </w:p>
     <w:p>
@@ -875,25 +795,7 @@
           <w:sz w:val="28"/>
           <w:szCs w:val="28"/>
         </w:rPr>
-        <w:t xml:space="preserve">Сложность: </w:t>
-      </w:r>
-      <w:proofErr w:type="gramStart"/>
-      <w:r>
-        <w:rPr>
-          <w:rFonts w:ascii="Times New Roman" w:eastAsia="Times New Roman" w:hAnsi="Times New Roman" w:cs="Times New Roman"/>
-          <w:sz w:val="28"/>
-          <w:szCs w:val="28"/>
-        </w:rPr>
-        <w:t>O(</w:t>
-      </w:r>
-      <w:proofErr w:type="gramEnd"/>
-      <w:r>
-        <w:rPr>
-          <w:rFonts w:ascii="Times New Roman" w:eastAsia="Times New Roman" w:hAnsi="Times New Roman" w:cs="Times New Roman"/>
-          <w:sz w:val="28"/>
-          <w:szCs w:val="28"/>
-        </w:rPr>
-        <w:t>V + E).</w:t>
+        <w:t>Сложность: O(V + E).</w:t>
       </w:r>
     </w:p>
     <w:p>
@@ -928,7 +830,6 @@
           <w:szCs w:val="28"/>
         </w:rPr>
       </w:pPr>
-      <w:proofErr w:type="spellStart"/>
       <w:r>
         <w:rPr>
           <w:rFonts w:ascii="Times New Roman" w:eastAsia="Times New Roman" w:hAnsi="Times New Roman" w:cs="Times New Roman"/>
@@ -936,17 +837,7 @@
           <w:sz w:val="28"/>
           <w:szCs w:val="28"/>
         </w:rPr>
-        <w:t>Дейкстра</w:t>
-      </w:r>
-      <w:proofErr w:type="spellEnd"/>
-      <w:r>
-        <w:rPr>
-          <w:rFonts w:ascii="Times New Roman" w:eastAsia="Times New Roman" w:hAnsi="Times New Roman" w:cs="Times New Roman"/>
-          <w:b/>
-          <w:sz w:val="28"/>
-          <w:szCs w:val="28"/>
-        </w:rPr>
-        <w:t>:</w:t>
+        <w:t>Дейкстра:</w:t>
       </w:r>
     </w:p>
     <w:p>
@@ -990,43 +881,7 @@
           <w:sz w:val="28"/>
           <w:szCs w:val="28"/>
         </w:rPr>
-        <w:t xml:space="preserve">Сложность: </w:t>
-      </w:r>
-      <w:proofErr w:type="gramStart"/>
-      <w:r>
-        <w:rPr>
-          <w:rFonts w:ascii="Times New Roman" w:eastAsia="Times New Roman" w:hAnsi="Times New Roman" w:cs="Times New Roman"/>
-          <w:sz w:val="28"/>
-          <w:szCs w:val="28"/>
-        </w:rPr>
-        <w:t>O(</w:t>
-      </w:r>
-      <w:proofErr w:type="gramEnd"/>
-      <w:r>
-        <w:rPr>
-          <w:rFonts w:ascii="Times New Roman" w:eastAsia="Times New Roman" w:hAnsi="Times New Roman" w:cs="Times New Roman"/>
-          <w:sz w:val="28"/>
-          <w:szCs w:val="28"/>
-        </w:rPr>
-        <w:t xml:space="preserve">(V + E) * </w:t>
-      </w:r>
-      <w:proofErr w:type="spellStart"/>
-      <w:r>
-        <w:rPr>
-          <w:rFonts w:ascii="Times New Roman" w:eastAsia="Times New Roman" w:hAnsi="Times New Roman" w:cs="Times New Roman"/>
-          <w:sz w:val="28"/>
-          <w:szCs w:val="28"/>
-        </w:rPr>
-        <w:t>log</w:t>
-      </w:r>
-      <w:proofErr w:type="spellEnd"/>
-      <w:r>
-        <w:rPr>
-          <w:rFonts w:ascii="Times New Roman" w:eastAsia="Times New Roman" w:hAnsi="Times New Roman" w:cs="Times New Roman"/>
-          <w:sz w:val="28"/>
-          <w:szCs w:val="28"/>
-        </w:rPr>
-        <w:t>(V)).</w:t>
+        <w:t>Сложность: O((V + E) * log(V)).</w:t>
       </w:r>
     </w:p>
     <w:p>
@@ -1067,27 +922,7 @@
           <w:sz w:val="28"/>
           <w:szCs w:val="28"/>
         </w:rPr>
-        <w:t>A* (A-</w:t>
-      </w:r>
-      <w:proofErr w:type="spellStart"/>
-      <w:r>
-        <w:rPr>
-          <w:rFonts w:ascii="Times New Roman" w:eastAsia="Times New Roman" w:hAnsi="Times New Roman" w:cs="Times New Roman"/>
-          <w:b/>
-          <w:sz w:val="28"/>
-          <w:szCs w:val="28"/>
-        </w:rPr>
-        <w:t>star</w:t>
-      </w:r>
-      <w:proofErr w:type="spellEnd"/>
-      <w:r>
-        <w:rPr>
-          <w:rFonts w:ascii="Times New Roman" w:eastAsia="Times New Roman" w:hAnsi="Times New Roman" w:cs="Times New Roman"/>
-          <w:b/>
-          <w:sz w:val="28"/>
-          <w:szCs w:val="28"/>
-        </w:rPr>
-        <w:t>)</w:t>
+        <w:t>A* (A-star)</w:t>
       </w:r>
       <w:r>
         <w:rPr>
@@ -1140,43 +975,7 @@
           <w:sz w:val="28"/>
           <w:szCs w:val="28"/>
         </w:rPr>
-        <w:t xml:space="preserve">Сложность: </w:t>
-      </w:r>
-      <w:proofErr w:type="gramStart"/>
-      <w:r>
-        <w:rPr>
-          <w:rFonts w:ascii="Times New Roman" w:eastAsia="Times New Roman" w:hAnsi="Times New Roman" w:cs="Times New Roman"/>
-          <w:sz w:val="28"/>
-          <w:szCs w:val="28"/>
-        </w:rPr>
-        <w:t>O(</w:t>
-      </w:r>
-      <w:proofErr w:type="gramEnd"/>
-      <w:r>
-        <w:rPr>
-          <w:rFonts w:ascii="Times New Roman" w:eastAsia="Times New Roman" w:hAnsi="Times New Roman" w:cs="Times New Roman"/>
-          <w:sz w:val="28"/>
-          <w:szCs w:val="28"/>
-        </w:rPr>
-        <w:t xml:space="preserve">(V + E) * </w:t>
-      </w:r>
-      <w:proofErr w:type="spellStart"/>
-      <w:r>
-        <w:rPr>
-          <w:rFonts w:ascii="Times New Roman" w:eastAsia="Times New Roman" w:hAnsi="Times New Roman" w:cs="Times New Roman"/>
-          <w:sz w:val="28"/>
-          <w:szCs w:val="28"/>
-        </w:rPr>
-        <w:t>log</w:t>
-      </w:r>
-      <w:proofErr w:type="spellEnd"/>
-      <w:r>
-        <w:rPr>
-          <w:rFonts w:ascii="Times New Roman" w:eastAsia="Times New Roman" w:hAnsi="Times New Roman" w:cs="Times New Roman"/>
-          <w:sz w:val="28"/>
-          <w:szCs w:val="28"/>
-        </w:rPr>
-        <w:t>(V)).</w:t>
+        <w:t>Сложность: O((V + E) * log(V)).</w:t>
       </w:r>
     </w:p>
     <w:p>
@@ -1260,7 +1059,6 @@
         </w:rPr>
         <w:t xml:space="preserve">Класс </w:t>
       </w:r>
-      <w:proofErr w:type="spellStart"/>
       <w:r>
         <w:rPr>
           <w:rFonts w:ascii="Roboto Mono" w:eastAsia="Roboto Mono" w:hAnsi="Roboto Mono" w:cs="Roboto Mono"/>
@@ -1270,7 +1068,6 @@
         </w:rPr>
         <w:t>Graph</w:t>
       </w:r>
-      <w:proofErr w:type="spellEnd"/>
       <w:r>
         <w:rPr>
           <w:rFonts w:ascii="Times New Roman" w:eastAsia="Times New Roman" w:hAnsi="Times New Roman" w:cs="Times New Roman"/>
@@ -1299,25 +1096,7 @@
           <w:sz w:val="28"/>
           <w:szCs w:val="28"/>
         </w:rPr>
-        <w:t xml:space="preserve">Реализация алгоритмов поиска путей (DFS, BFS, </w:t>
-      </w:r>
-      <w:proofErr w:type="spellStart"/>
-      <w:r>
-        <w:rPr>
-          <w:rFonts w:ascii="Times New Roman" w:eastAsia="Times New Roman" w:hAnsi="Times New Roman" w:cs="Times New Roman"/>
-          <w:sz w:val="28"/>
-          <w:szCs w:val="28"/>
-        </w:rPr>
-        <w:t>Дейкстра</w:t>
-      </w:r>
-      <w:proofErr w:type="spellEnd"/>
-      <w:r>
-        <w:rPr>
-          <w:rFonts w:ascii="Times New Roman" w:eastAsia="Times New Roman" w:hAnsi="Times New Roman" w:cs="Times New Roman"/>
-          <w:sz w:val="28"/>
-          <w:szCs w:val="28"/>
-        </w:rPr>
-        <w:t>, A*).</w:t>
+        <w:t>Реализация алгоритмов поиска путей (DFS, BFS, Дейкстра, A*).</w:t>
       </w:r>
     </w:p>
     <w:p>
@@ -1814,27 +1593,7 @@
                 <w:sz w:val="28"/>
                 <w:szCs w:val="28"/>
               </w:rPr>
-              <w:t>Время выполнения (</w:t>
-            </w:r>
-            <w:proofErr w:type="spellStart"/>
-            <w:r>
-              <w:rPr>
-                <w:rFonts w:ascii="Times New Roman" w:eastAsia="Times New Roman" w:hAnsi="Times New Roman" w:cs="Times New Roman"/>
-                <w:b/>
-                <w:sz w:val="28"/>
-                <w:szCs w:val="28"/>
-              </w:rPr>
-              <w:t>мс</w:t>
-            </w:r>
-            <w:proofErr w:type="spellEnd"/>
-            <w:r>
-              <w:rPr>
-                <w:rFonts w:ascii="Times New Roman" w:eastAsia="Times New Roman" w:hAnsi="Times New Roman" w:cs="Times New Roman"/>
-                <w:b/>
-                <w:sz w:val="28"/>
-                <w:szCs w:val="28"/>
-              </w:rPr>
-              <w:t>)</w:t>
+              <w:t>Время выполнения (мс)</w:t>
             </w:r>
           </w:p>
         </w:tc>
@@ -2096,7 +1855,6 @@
                 <w:szCs w:val="28"/>
               </w:rPr>
             </w:pPr>
-            <w:proofErr w:type="spellStart"/>
             <w:r>
               <w:rPr>
                 <w:rFonts w:ascii="Times New Roman" w:eastAsia="Times New Roman" w:hAnsi="Times New Roman" w:cs="Times New Roman"/>
@@ -2105,7 +1863,6 @@
               </w:rPr>
               <w:t>Дейкстра</w:t>
             </w:r>
-            <w:proofErr w:type="spellEnd"/>
           </w:p>
         </w:tc>
         <w:tc>
@@ -2547,25 +2304,7 @@
           <w:sz w:val="28"/>
           <w:szCs w:val="28"/>
         </w:rPr>
-        <w:t xml:space="preserve">Алгоритмы (DFS, BFS, </w:t>
-      </w:r>
-      <w:proofErr w:type="spellStart"/>
-      <w:r>
-        <w:rPr>
-          <w:rFonts w:ascii="Times New Roman" w:eastAsia="Times New Roman" w:hAnsi="Times New Roman" w:cs="Times New Roman"/>
-          <w:sz w:val="28"/>
-          <w:szCs w:val="28"/>
-        </w:rPr>
-        <w:t>Дейкстра</w:t>
-      </w:r>
-      <w:proofErr w:type="spellEnd"/>
-      <w:r>
-        <w:rPr>
-          <w:rFonts w:ascii="Times New Roman" w:eastAsia="Times New Roman" w:hAnsi="Times New Roman" w:cs="Times New Roman"/>
-          <w:sz w:val="28"/>
-          <w:szCs w:val="28"/>
-        </w:rPr>
-        <w:t>, A*) демонстрируют фактическое время выполнения, близкое к теоретическому, с закономерным увеличением времени при росте количества вершин.</w:t>
+        <w:t>Алгоритмы (DFS, BFS, Дейкстра, A*) демонстрируют фактическое время выполнения, близкое к теоретическому, с закономерным увеличением времени при росте количества вершин.</w:t>
       </w:r>
     </w:p>
     <w:p>
@@ -2587,25 +2326,7 @@
           <w:sz w:val="28"/>
           <w:szCs w:val="28"/>
         </w:rPr>
-        <w:t xml:space="preserve">DFS и BFS показывают линейный рост времени выполнения, характерный для сложности </w:t>
-      </w:r>
-      <w:proofErr w:type="gramStart"/>
-      <w:r>
-        <w:rPr>
-          <w:rFonts w:ascii="Times New Roman" w:eastAsia="Times New Roman" w:hAnsi="Times New Roman" w:cs="Times New Roman"/>
-          <w:sz w:val="28"/>
-          <w:szCs w:val="28"/>
-        </w:rPr>
-        <w:t>O(</w:t>
-      </w:r>
-      <w:proofErr w:type="gramEnd"/>
-      <w:r>
-        <w:rPr>
-          <w:rFonts w:ascii="Times New Roman" w:eastAsia="Times New Roman" w:hAnsi="Times New Roman" w:cs="Times New Roman"/>
-          <w:sz w:val="28"/>
-          <w:szCs w:val="28"/>
-        </w:rPr>
-        <w:t>V + E), и подходят для небольших графов или задач без учёта весов рёбер.</w:t>
+        <w:t>DFS и BFS показывают линейный рост времени выполнения, характерный для сложности O(V + E), и подходят для небольших графов или задач без учёта весов рёбер.</w:t>
       </w:r>
     </w:p>
     <w:p>
@@ -2621,23 +2342,13 @@
           <w:szCs w:val="28"/>
         </w:rPr>
       </w:pPr>
-      <w:proofErr w:type="spellStart"/>
-      <w:r>
-        <w:rPr>
-          <w:rFonts w:ascii="Times New Roman" w:eastAsia="Times New Roman" w:hAnsi="Times New Roman" w:cs="Times New Roman"/>
-          <w:sz w:val="28"/>
-          <w:szCs w:val="28"/>
-        </w:rPr>
-        <w:t>Дейкстра</w:t>
-      </w:r>
-      <w:proofErr w:type="spellEnd"/>
-      <w:r>
-        <w:rPr>
-          <w:rFonts w:ascii="Times New Roman" w:eastAsia="Times New Roman" w:hAnsi="Times New Roman" w:cs="Times New Roman"/>
-          <w:sz w:val="28"/>
-          <w:szCs w:val="28"/>
-        </w:rPr>
-        <w:t xml:space="preserve"> и A* эффективны для задач с нахождением кратчайшего пути, причём A* демонстрирует более низкое время выполнения на больших графах благодаря эвристике.</w:t>
+      <w:r>
+        <w:rPr>
+          <w:rFonts w:ascii="Times New Roman" w:eastAsia="Times New Roman" w:hAnsi="Times New Roman" w:cs="Times New Roman"/>
+          <w:sz w:val="28"/>
+          <w:szCs w:val="28"/>
+        </w:rPr>
+        <w:t>Дейкстра и A* эффективны для задач с нахождением кратчайшего пути, причём A* демонстрирует более низкое время выполнения на больших графах благодаря эвристике.</w:t>
       </w:r>
     </w:p>
     <w:p>
@@ -2677,7 +2388,7 @@
             <v:path o:extrusionok="f" gradientshapeok="t" o:connecttype="rect"/>
             <o:lock v:ext="edit" aspectratio="t"/>
           </v:shapetype>
-          <v:shape id="_x0000_i1026" type="#_x0000_t75" style="width:451.5pt;height:165pt">
+          <v:shape id="_x0000_i1025" type="#_x0000_t75" style="width:451.5pt;height:165pt">
             <v:imagedata r:id="rId14" o:title="5440850204363450962"/>
           </v:shape>
         </w:pict>
@@ -2700,7 +2411,7 @@
           <w:szCs w:val="28"/>
         </w:rPr>
         <w:pict>
-          <v:shape id="_x0000_i1027" type="#_x0000_t75" style="width:451.5pt;height:443pt">
+          <v:shape id="_x0000_i1026" type="#_x0000_t75" style="width:451.5pt;height:443pt">
             <v:imagedata r:id="rId15" o:title="5440850204363450859"/>
           </v:shape>
         </w:pict>
@@ -2799,7 +2510,6 @@
           <w:szCs w:val="28"/>
         </w:rPr>
       </w:pPr>
-      <w:proofErr w:type="spellStart"/>
       <w:r>
         <w:rPr>
           <w:rFonts w:ascii="Times New Roman" w:eastAsia="Times New Roman" w:hAnsi="Times New Roman" w:cs="Times New Roman"/>
@@ -2807,17 +2517,7 @@
           <w:sz w:val="28"/>
           <w:szCs w:val="28"/>
         </w:rPr>
-        <w:t>Дейкстра</w:t>
-      </w:r>
-      <w:proofErr w:type="spellEnd"/>
-      <w:r>
-        <w:rPr>
-          <w:rFonts w:ascii="Times New Roman" w:eastAsia="Times New Roman" w:hAnsi="Times New Roman" w:cs="Times New Roman"/>
-          <w:b/>
-          <w:sz w:val="28"/>
-          <w:szCs w:val="28"/>
-        </w:rPr>
-        <w:t xml:space="preserve"> и A</w:t>
+        <w:t>Дейкстра и A</w:t>
       </w:r>
       <w:r>
         <w:rPr>
@@ -2889,7 +2589,6 @@
           <w:szCs w:val="28"/>
         </w:rPr>
       </w:pPr>
-      <w:proofErr w:type="spellStart"/>
       <w:r>
         <w:rPr>
           <w:rFonts w:ascii="Times New Roman" w:eastAsia="Times New Roman" w:hAnsi="Times New Roman" w:cs="Times New Roman"/>
@@ -2897,17 +2596,7 @@
           <w:sz w:val="28"/>
           <w:szCs w:val="28"/>
         </w:rPr>
-        <w:t>Дейкстра</w:t>
-      </w:r>
-      <w:proofErr w:type="spellEnd"/>
-      <w:r>
-        <w:rPr>
-          <w:rFonts w:ascii="Times New Roman" w:eastAsia="Times New Roman" w:hAnsi="Times New Roman" w:cs="Times New Roman"/>
-          <w:b/>
-          <w:sz w:val="28"/>
-          <w:szCs w:val="28"/>
-        </w:rPr>
-        <w:t xml:space="preserve"> и A</w:t>
+        <w:t>Дейкстра и A</w:t>
       </w:r>
       <w:r>
         <w:rPr>
@@ -3038,25 +2727,7 @@
           <w:sz w:val="28"/>
           <w:szCs w:val="28"/>
         </w:rPr>
-        <w:t xml:space="preserve">Подтверждена эффективность </w:t>
-      </w:r>
-      <w:proofErr w:type="spellStart"/>
-      <w:r>
-        <w:rPr>
-          <w:rFonts w:ascii="Times New Roman" w:eastAsia="Times New Roman" w:hAnsi="Times New Roman" w:cs="Times New Roman"/>
-          <w:sz w:val="28"/>
-          <w:szCs w:val="28"/>
-        </w:rPr>
-        <w:t>Дейкстры</w:t>
-      </w:r>
-      <w:proofErr w:type="spellEnd"/>
-      <w:r>
-        <w:rPr>
-          <w:rFonts w:ascii="Times New Roman" w:eastAsia="Times New Roman" w:hAnsi="Times New Roman" w:cs="Times New Roman"/>
-          <w:sz w:val="28"/>
-          <w:szCs w:val="28"/>
-        </w:rPr>
-        <w:t xml:space="preserve"> и A* для нахождения кратчайшего пути.</w:t>
+        <w:t>Подтверждена эффективность Дейкстры и A* для нахождения кратчайшего пути.</w:t>
       </w:r>
     </w:p>
     <w:p>
@@ -3113,23 +2784,13 @@
           <w:szCs w:val="28"/>
         </w:rPr>
       </w:pPr>
-      <w:proofErr w:type="spellStart"/>
-      <w:r>
-        <w:rPr>
-          <w:rFonts w:ascii="Times New Roman" w:eastAsia="Times New Roman" w:hAnsi="Times New Roman" w:cs="Times New Roman"/>
-          <w:sz w:val="28"/>
-          <w:szCs w:val="28"/>
-        </w:rPr>
-        <w:t>Дейкстра</w:t>
-      </w:r>
-      <w:proofErr w:type="spellEnd"/>
-      <w:r>
-        <w:rPr>
-          <w:rFonts w:ascii="Times New Roman" w:eastAsia="Times New Roman" w:hAnsi="Times New Roman" w:cs="Times New Roman"/>
-          <w:sz w:val="28"/>
-          <w:szCs w:val="28"/>
-        </w:rPr>
-        <w:t xml:space="preserve"> и A* подходят для задач, где требуется найти оптимальный путь.</w:t>
+      <w:r>
+        <w:rPr>
+          <w:rFonts w:ascii="Times New Roman" w:eastAsia="Times New Roman" w:hAnsi="Times New Roman" w:cs="Times New Roman"/>
+          <w:sz w:val="28"/>
+          <w:szCs w:val="28"/>
+        </w:rPr>
+        <w:t>Дейкстра и A* подходят для задач, где требуется найти оптимальный путь.</w:t>
       </w:r>
     </w:p>
     <w:p>
@@ -3151,25 +2812,7 @@
           <w:sz w:val="28"/>
           <w:szCs w:val="28"/>
         </w:rPr>
-        <w:t xml:space="preserve">A* превосходит </w:t>
-      </w:r>
-      <w:proofErr w:type="spellStart"/>
-      <w:r>
-        <w:rPr>
-          <w:rFonts w:ascii="Times New Roman" w:eastAsia="Times New Roman" w:hAnsi="Times New Roman" w:cs="Times New Roman"/>
-          <w:sz w:val="28"/>
-          <w:szCs w:val="28"/>
-        </w:rPr>
-        <w:t>Дейкстру</w:t>
-      </w:r>
-      <w:proofErr w:type="spellEnd"/>
-      <w:r>
-        <w:rPr>
-          <w:rFonts w:ascii="Times New Roman" w:eastAsia="Times New Roman" w:hAnsi="Times New Roman" w:cs="Times New Roman"/>
-          <w:sz w:val="28"/>
-          <w:szCs w:val="28"/>
-        </w:rPr>
-        <w:t xml:space="preserve"> при правильном выборе эвристики.</w:t>
+        <w:t>A* превосходит Дейкстру при правильном выборе эвристики.</w:t>
       </w:r>
     </w:p>
     <w:p>
